--- a/Module Edit Docs/I9 - Edit Doc.docx
+++ b/Module Edit Docs/I9 - Edit Doc.docx
@@ -18,6 +18,107 @@
           <w:sz w:val="19"/>
         </w:rPr>
         <w:t>HOW TO USE: edit the wording directly (Track Changes if you like). For layout or a figure (size, position, wrong/missing image) write a short instruction in [brackets] right where it applies. Send it back and I apply the wording to the page and the layout notes to the styling, then regenerate. This is a content+notes doc, so it will not look exactly like the web page.</w:t>
+      </w:r>
+    </w:p>
+    <w:p/>
+    <w:p>
+      <w:r>
+        <w:rPr>
+          <w:b/>
+          <w:color w:val="B00000"/>
+          <w:sz w:val="21"/>
+        </w:rPr>
+        <w:t>ISSUES FLAGGED FOR THIS MODULE (8)</w:t>
+      </w:r>
+    </w:p>
+    <w:p>
+      <w:r>
+        <w:rPr>
+          <w:i/>
+          <w:color w:val="5A5A5A"/>
+          <w:sz w:val="19"/>
+        </w:rPr>
+        <w:t>These were found while the module was built and are not part of the prose. SOURCE means the defect is in a deck, a Notion page or the source index and has to be fixed there too. DECISION means it needs your call before the page is final. NOTE is for information. Answer them in [brackets] like any other instruction.</w:t>
+      </w:r>
+    </w:p>
+    <w:p>
+      <w:r>
+        <w:rPr>
+          <w:i/>
+          <w:color w:val="B00000"/>
+          <w:sz w:val="19"/>
+        </w:rPr>
+        <w:t>[SOURCE: Scenario 5 in hemodynamics-proposal-2026.md does not compute, and it is a sim-day teaching case. Stroke volume 39.34 mL is impossible at the case's own CO 3.6 and HR 103, which give 35.0. PVR is given as 12.50 Wood units where TPG 30 over CO 3.6 is 8.33. RVSWI 11.51 recomputes to 7.78. PA capacitance becomes 1.03. SVR 1007 recomputes to 1089. The indirect Fick CO of 3.42 implies a VO2 near 133 mL/min, about half expected. The debrief text also contradicts its own panel. The clinical shape of the case is sound; only the numbers need rebuilding.]</w:t>
+      </w:r>
+    </w:p>
+    <w:p>
+      <w:r>
+        <w:rPr>
+          <w:i/>
+          <w:color w:val="5A5A5A"/>
+          <w:sz w:val="19"/>
+        </w:rPr>
+        <w:t>[NOTE: Three errors were corrected on 2026-08-16. "A sixth of the systemic resistance" was the pressure ratio, not the resistance ratio, which is an order of magnitude lower again. Left coronary diastolic flow was attributed to LV systolic pressure exceeding aortic pressure, when the mechanism is intramyocardial compression. Tello's TAPSE/PASP result was reported as an independent predictor without noting the odds ratio of 18.6 has a confidence interval of 0.8 to 96.1, P = 0.08.]</w:t>
+      </w:r>
+    </w:p>
+    <w:p>
+      <w:r>
+        <w:rPr>
+          <w:i/>
+          <w:color w:val="B00000"/>
+          <w:sz w:val="19"/>
+        </w:rPr>
+        <w:t>[SOURCE: Wix general-8-10 teaches the RV descending limb as myofibrils stretched beyond their optimal sarcomere length. Sarcomeres do not overstretch in the intact heart, and the same paragraph already names the real mechanism. The page's Physiologic Insight box denies the sarcomere account. This page is live and also carries three typos.]</w:t>
+      </w:r>
+    </w:p>
+    <w:p>
+      <w:r>
+        <w:rPr>
+          <w:i/>
+          <w:color w:val="B00000"/>
+          <w:sz w:val="19"/>
+        </w:rPr>
+        <w:t>[SOURCE: Wix general-8-11 publishes the editing note "Add the afterload physiology section here." It is live.]</w:t>
+      </w:r>
+    </w:p>
+    <w:p>
+      <w:r>
+        <w:rPr>
+          <w:i/>
+          <w:color w:val="B00000"/>
+          <w:sz w:val="19"/>
+        </w:rPr>
+        <w:t>[SOURCE: The Wix homeometric figure caption says "allow the LV to remodel" where it means RV. The page silently corrected it.]</w:t>
+      </w:r>
+    </w:p>
+    <w:p>
+      <w:r>
+        <w:rPr>
+          <w:i/>
+          <w:color w:val="0050A0"/>
+          <w:sz w:val="19"/>
+        </w:rPr>
+        <w:t>[DECISION: RV stroke work is given as roughly a sixth of the left ventricle's. Haddad gives a quarter to a fifth. RV free wall thickness is given as 2 to 5 mm where 3 to 5 is usual.]</w:t>
+      </w:r>
+    </w:p>
+    <w:p>
+      <w:r>
+        <w:rPr>
+          <w:i/>
+          <w:color w:val="5A5A5A"/>
+          <w:sz w:val="19"/>
+        </w:rPr>
+        <w:t>[NOTE: Six references are uncited in prose: Sanz, Haddad twice, Vonk Noordegraaf, Rudski and Lang. Rudski and Lang underpin the threshold table.]</w:t>
+      </w:r>
+    </w:p>
+    <w:p>
+      <w:r>
+        <w:rPr>
+          <w:i/>
+          <w:color w:val="5A5A5A"/>
+          <w:sz w:val="19"/>
+        </w:rPr>
+        <w:t>[NOTE: Three figures are renamed Notion assets rather than keeping their source filenames.]</w:t>
       </w:r>
     </w:p>
     <w:p/>

--- a/Module Edit Docs/I9 - Edit Doc.docx
+++ b/Module Edit Docs/I9 - Edit Doc.docx
@@ -45,20 +45,10 @@
       <w:r>
         <w:rPr>
           <w:i/>
-          <w:color w:val="B00000"/>
-          <w:sz w:val="19"/>
-        </w:rPr>
-        <w:t>[SOURCE: Scenario 5 in hemodynamics-proposal-2026.md does not compute, and it is a sim-day teaching case. Stroke volume 39.34 mL is impossible at the case's own CO 3.6 and HR 103, which give 35.0. PVR is given as 12.50 Wood units where TPG 30 over CO 3.6 is 8.33. RVSWI 11.51 recomputes to 7.78. PA capacitance becomes 1.03. SVR 1007 recomputes to 1089. The indirect Fick CO of 3.42 implies a VO2 near 133 mL/min, about half expected. The debrief text also contradicts its own panel. The clinical shape of the case is sound; only the numbers need rebuilding.]</w:t>
-      </w:r>
-    </w:p>
-    <w:p>
-      <w:r>
-        <w:rPr>
-          <w:i/>
           <w:color w:val="5A5A5A"/>
           <w:sz w:val="19"/>
         </w:rPr>
-        <w:t>[NOTE: Three errors were corrected on 2026-08-16. "A sixth of the systemic resistance" was the pressure ratio, not the resistance ratio, which is an order of magnitude lower again. Left coronary diastolic flow was attributed to LV systolic pressure exceeding aortic pressure, when the mechanism is intramyocardial compression. Tello's TAPSE/PASP result was reported as an independent predictor without noting the odds ratio of 18.6 has a confidence interval of 0.8 to 96.1, P = 0.08.]</w:t>
+        <w:t>[NOTE: Scenario 5 in hemodynamics-proposal-2026.md was corrected on 2026-09-12 (SV 35.0, CI 2.1, PVR 8.33 WU, SVR 1089, RVSWI 7.0, SvO2 56 percent). The page's worked panel is the same case and was aligned on 2026-09-13: index 2.1, stroke volume 35 mL, mixed venous saturation 56 percent, capacitance 35 over 34 = 1.03 mL/mmHg. Every number in the panel now recomputes from CO 3.6 and HR 103.]</w:t>
       </w:r>
     </w:p>
     <w:p>
@@ -98,17 +88,7 @@
           <w:color w:val="0050A0"/>
           <w:sz w:val="19"/>
         </w:rPr>
-        <w:t>[DECISION: RV stroke work is given as roughly a sixth of the left ventricle's. Haddad gives a quarter to a fifth. RV free wall thickness is given as 2 to 5 mm where 3 to 5 is usual.]</w:t>
-      </w:r>
-    </w:p>
-    <w:p>
-      <w:r>
-        <w:rPr>
-          <w:i/>
-          <w:color w:val="5A5A5A"/>
-          <w:sz w:val="19"/>
-        </w:rPr>
-        <w:t>[NOTE: Six references are uncited in prose: Sanz, Haddad twice, Vonk Noordegraaf, Rudski and Lang. Rudski and Lang underpin the threshold table.]</w:t>
+        <w:t>[DECISION: RV stroke work is given as roughly a sixth of the left ventricle's. Haddad gives a quarter to a fifth. RV free wall thickness is given as 2 to 5 mm where 3 to 5 is usual. Checked against both Haddad 2008 Circulation reviews (PMID 18347220, 18378625): neither carries a PubMed abstract to verify against, so the page is unchanged and this stays open.]</w:t>
       </w:r>
     </w:p>
     <w:p>
@@ -119,6 +99,26 @@
           <w:sz w:val="19"/>
         </w:rPr>
         <w:t>[NOTE: Three figures are renamed Notion assets rather than keeping their source filenames.]</w:t>
+      </w:r>
+    </w:p>
+    <w:p>
+      <w:r>
+        <w:rPr>
+          <w:i/>
+          <w:color w:val="5A5A5A"/>
+          <w:sz w:val="19"/>
+        </w:rPr>
+        <w:t>[NOTE: Gustavo pasted two new images. The "more advanced heterometric adaptation" panel (RVEF 15 percent, Ees/Ea 0.4) was added as a new figure, img/i9-pvloop-heterometric-advanced.png, paired with the existing heterometric panel as early/advanced stages. A second image, a right coronary flow ratio versus RV systolic pressure scatter plot (R = -0.83, P &lt; 0.001), was not applied.]</w:t>
+      </w:r>
+    </w:p>
+    <w:p>
+      <w:r>
+        <w:rPr>
+          <w:i/>
+          <w:color w:val="0050A0"/>
+          <w:sz w:val="19"/>
+        </w:rPr>
+        <w:t>[DECISION: The R = -0.83, P &lt; 0.001 correlation above could not be verified against a PubMed abstract (checked Vlahakes 1981 Circulation PMID 7438411 and Lowensohn 1976 Circ Res PMID 1000768, neither abstract carries this statistic). Supply the source if this claim and figure should be added.]</w:t>
       </w:r>
     </w:p>
     <w:p/>
@@ -164,12 +164,12 @@
     </w:p>
     <w:p>
       <w:r>
-        <w:t>The scale of the numbers is where the asymmetry with the systemic circulation begins. Simonneau and colleagues, revisiting the definition of pulmonary hypertension for the sixth World Symposium, pooled the available normal data and found a mean pulmonary artery pressure in healthy subjects of 14.0 plus or minus 3.3 mmHg. Two standard deviations above that is 20 mmHg, which is why the diagnostic threshold moved from the older, frankly arbitrary 25 mmHg down to a mean pressure above 20, and the 2022 European Society of Cardiology and European Respiratory Society guidelines then added a resistance criterion of above 2 Wood units. Hold those next to the systemic circulation, where a mean arterial pressure of 90 mmHg drives the same cardiac output through a resistance of roughly 15 Wood units. The right ventricle moves the same flow for about a sixth of the pressure.</w:t>
+        <w:t>The scale of the numbers is where the asymmetry with the systemic circulation begins. Simonneau and colleagues, revisiting the definition of pulmonary hypertension for the sixth World Symposium, pooled the available normal data and found a mean pulmonary artery pressure in healthy subjects of 14.0 (S.D. +/- 3.3 mmHg). Two standard deviations above that is 20 mmHg, which is why the diagnostic threshold moved from the older, frankly arbitrary 25 mmHg down to a mean pressure above 20, and the 2022 European Society of Cardiology and European Respiratory Society guidelines then added a resistance criterion of above 2 Wood units. Hold those next to the systemic circulation, where a mean arterial pressure of 90 mmHg drives the same cardiac output through a resistance of roughly 15 Wood units. The right ventricle moves the same flow for about a sixth of the pressure.</w:t>
       </w:r>
     </w:p>
     <w:p>
       <w:r>
-        <w:t>The published curriculum states the right ventricle's task as two separate obligations, and separating them is more useful than it first appears. The first is to permit venous return by holding right atrial pressure as low as physiologically possible. That is not a passive consequence of the ventricle emptying, it is an active service the right heart performs for the systemic circulation. Recall the venous return relationship from I8: flow is the difference between mean systemic filling pressure and right atrial pressure, divided by the resistance to venous return. Every millimetre of mercury the right ventricle fails to remove from the right atrium is subtracted from the gradient driving the whole systemic circulation back to the chest. The second is to deliver that flow across the lungs at a pressure the left atrium can accept, so the left ventricle has something to eject.</w:t>
+        <w:t>Physiologically the right ventricle has two separate obligations, and separating them is more useful than it first appears. The first is to permit venous return by holding right atrial pressure as low as physiologically possible. That is not a passive consequence of the ventricle emptying, it is an active service the right heart performs for the systemic circulation. Recall the venous return relationship from I8: flow is the difference between mean systemic filling pressure and right atrial pressure, divided by the resistance to venous return. Every millimetre of mercury the right ventricle fails to remove from the right atrium is subtracted from the gradient driving the whole systemic circulation back to the chest. The second is to deliver that flow across the lungs at a pressure the left atrium can accept, so the left ventricle has something to eject.</w:t>
       </w:r>
     </w:p>
     <w:p>
@@ -482,22 +482,38 @@
     </w:p>
     <w:p>
       <w:r>
-        <w:t>The numbers make the asymmetry concrete. The right ventricular free wall is about 2 to 5 mm thick against 7 to 11 mm on the left. Typical pressures are about 25 over 4 mmHg against 130 over 8. Right ventricular end-systolic elastance is several times lower, and stroke work is roughly a sixth, for the same stroke volume. None of that is deficiency. Each figure is matched to a vascular bed it drives at about a sixth of the systemic pressure and against a resistance an order of magnitude lower still, and the whole set becomes a liability only when that bed stops behaving as designed. The consequential asymmetry is the last one: the right ventricle tolerates volume better than pressure, and the left ventricle the reverse.</w:t>
+        <w:t>The numbers make the asymmetry concrete. The right ventricular free wall is about 2 to 5 mm thick against 7 to 11 mm on the left. Typical pressures are about 25 over 4 mmHg against 130 over 8. Right ventricular end-systolic elastance is several times lower, and stroke work is roughly a sixth, for the same stroke volume. These comparative figures are set out by Sanz and colleagues and by Haddad and colleagues in their reviews of right ventricular anatomy and function. None of that is deficiency. Each figure is matched to a vascular bed it drives at about a sixth of the systemic pressure and against a resistance an order of magnitude lower still, and the whole set becomes a liability only when that bed stops behaving as designed. The consequential asymmetry is the last one: the right ventricle tolerates volume better than pressure, and the left ventricle the reverse.</w:t>
+      </w:r>
+    </w:p>
+    <w:p>
+      <w:pPr>
+        <w:pStyle w:val="Heading3"/>
+      </w:pPr>
+      <w:r>
+        <w:t>How the right ventricle actually contracts</w:t>
       </w:r>
     </w:p>
     <w:p>
       <w:r>
-        <w:t>Left ventricular systole is a concentric squeeze with a substantial torsional component. Right ventricular systole is nothing of the sort. It is a sequential event, beginning in the inlet and trabeculated regions and reaching the infundibulum slightly later, so ejection propagates as a wave rather than occurring everywhere at once. Three mechanisms contribute: longitudinal shortening that draws the tricuspid annulus toward the apex, inward movement of the free wall, and traction transmitted through the septum and the left ventricular attachments.</w:t>
+        <w:t>Left ventricular systole is a concentric squeeze with a substantial torsional component. Right ventricular systole is nothing of the sort. It is a sequential event, beginning in the inlet and trabeculated regions and reaching the infundibulum slightly later, so ejection propagates as a wave rather than occurring everywhere at once. Three mechanisms contribute: longitudinal shortening that draws the tricuspid annulus toward the apex, inward movement of the free wall, and traction transmitted through the septum and the left ventricular attachments. These components are not independent: longitudinal shortening itself depends substantially on the oblique septal fibers and their mechanical continuity with the left ventricle.</w:t>
       </w:r>
     </w:p>
     <w:p>
       <w:r>
-        <w:t>Longitudinal shortening dominates, and there is a measurement of by how much. Brown and colleagues quantified the longitudinal and transverse components of right ventricular fractional area change in 90 subjects with normal echocardiograms and 36 patients with pulmonary arterial hypertension. In the normal cohort, longitudinal fractional area change accounted for 77 plus or minus 14 percent of the total, and in pulmonary arterial hypertension it was still the majority at 63 plus or minus 18 percent. Following vasodilator therapy the improvement in overall function came entirely from the longitudinal component, which rose from 58 plus or minus 18 to 69 plus or minus 17 percent while the transverse component fell.</w:t>
+        <w:t>Longitudinal shortening dominates, and there is a measurement of by how much. Brown and colleagues quantified the longitudinal and transverse components of right ventricular fractional area change in 90 subjects with normal echocardiograms and 36 patients with pulmonary arterial hypertension. In the normal cohort, longitudinal fractional area change accounted for 77 (S.D. +/- 14 percent) of the total, and in pulmonary arterial hypertension it was still the majority at 63 (S.D. +/- 18 percent). Following vasodilator therapy the improvement in overall function came entirely from the longitudinal component, which rose from 58 (S.D. +/- 18) to 69 (S.D. +/- 17 percent) while the transverse component fell.</w:t>
       </w:r>
     </w:p>
     <w:p>
       <w:r>
-        <w:t>Three consequences follow, and all three matter when the bedside indices are taken one at a time. Measuring longitudinal motion is a defensible way to assess this ventricle, so tricuspid annular plane systolic excursion and tissue Doppler S′ are not crude surrogates chosen for convenience. But the third mechanism means longitudinal motion is not a property of the free wall alone, so anything impairing the left ventricle degrades it too. And Brown's finding that it improved with vasodilator therapy identifies it as the afterload-responsive element of right ventricular function, so the number moves when the load moves even if the myocardium has not changed.</w:t>
+        <w:t>Three consequences follow, and all three matter when the bedside indices are taken one at a time. Measuring longitudinal motion is a defensible way to assess this ventricle, so tricuspid annular plane systolic excursion (TAPSE) and tissue Doppler S′ are not crude surrogates chosen for convenience. But because much of that longitudinal shortening depends on shared septal and left ventricular mechanics, longitudinal motion is not a property of the right ventricular free wall alone, and left ventricular systolic dysfunction can degrade it too. And Brown's finding that it improved with vasodilator therapy identifies it as the afterload-responsive element of right ventricular function, so the number moves when the load moves even if the myocardium has not changed.</w:t>
+      </w:r>
+    </w:p>
+    <w:p>
+      <w:pPr>
+        <w:pStyle w:val="Heading3"/>
+      </w:pPr>
+      <w:r>
+        <w:t>The pressure-volume loop with almost no isovolumic phase</w:t>
       </w:r>
     </w:p>
     <w:p>
@@ -567,7 +583,7 @@
     </w:p>
     <w:p>
       <w:r>
-        <w:t>That is efficiency, and it is also the vulnerability. A chamber that has never had to generate an isovolumic pressure rise has no established capacity to do so. When pulmonary artery diastolic pressure rises, the loop acquires an isovolumic contraction phase it did not previously have, and that phase is stroke work spent before a single millilitre has left the ventricle. Watch for it in the figures that follow: as load rises, a vertical segment appears on the left side of the loop and grows. That line is the visual signature of a right ventricle doing work it was not built for.</w:t>
+        <w:t>That is efficiency, and it is also the vulnerability. A chamber that has never had to generate an isovolumic pressure rise has no established capacity to do so. When pulmonary vascular load increases, so does the artery's diastolic pressure, the loop thus acquires an isovolumic contraction phase it did not previously have, and that phase is stroke work spent before a single millilitre has left the ventricle. Watch for it in the figures that follow: as load rises, a vertical segment appears on the left side of the loop and grows. That line is the visual signature of a right ventricle doing work it was not built for. Viewed through the time-varying elastance framework, pulmonary artery diastolic pressure is especially important because it approximates the pressure the right ventricle must reach before the pulmonic valve opens. As that opening pressure rises, ejection begins later in systole and less time remains before maximal end-systolic elastance is reached, so stroke volume can fall even when intrinsic contractility has not changed.</w:t>
       </w:r>
     </w:p>
     <w:p>
@@ -600,6 +616,14 @@
     <w:p>
       <w:r>
         <w:t>Both approximations lose information. Pulmonary vascular resistance describes only the steady, non-pulsatile opposition to flow, and the right ventricle also faces a pulsatile load determined by arterial compliance, characteristic impedance and wave reflection. The complete description is pulmonary vascular input impedance, which requires simultaneous pressure and flow measurement across the frequency spectrum of ejection and is not a bedside quantity. The decomposition of load into its steady and pulsatile components, and the full case for why resistance alone can mislead, belong to the Expert treatment of right ventricular to pulmonary arterial coupling. What belongs here is what raises resistance, including the several determinants that are not properties of the blood vessels at all.</w:t>
+      </w:r>
+    </w:p>
+    <w:p>
+      <w:pPr>
+        <w:pStyle w:val="Heading3"/>
+      </w:pPr>
+      <w:r>
+        <w:t>The determinants of pulmonary vascular resistance, including the ones that are not vascular</w:t>
       </w:r>
     </w:p>
     <w:p>
@@ -654,7 +678,7 @@
           <w:color w:val="777777"/>
           <w:sz w:val="19"/>
         </w:rPr>
-        <w:t>Pulmonary vascular resistance against lung volume. Alveolar and extra-alveolar vessels respond to inflation in opposite directions, and their sum is minimised near functional residual capacity. Both atelectasis and overdistension raise the load on the right ventricle.Source: Yuriditsky E, Mireles-Cabodevila E, Alviar CL. ATS Sch. 2025;6(1):94-108, via the HemoSim Interface IV source material.</w:t>
+        <w:t>Pulmonary vascular resistance against lung volume. Alveolar and extra-alveolar vessels respond to inflation in opposite directions, and their sum is minimised near functional residual capacity. Both atelectasis and overdistension raise the load on the right ventricle.Source: Yuriditsky E, Mireles-Cabodevila E, Alviar CL. ATS Sch. 2025:6(1):94-108, via the HemoSim Interface IV source material.</w:t>
       </w:r>
     </w:p>
     <w:p>
@@ -669,7 +693,7 @@
     </w:p>
     <w:p>
       <w:r>
-        <w:t>The clinical reading of that curve is that the ventilator is a determinant of right ventricular afterload in both directions. Recruiting a collapsed lung reduces resistance, by reopening extra-alveolar vessels and by relieving the hypoxic vasoconstriction described next. Overdistending an aerated lung raises it. A recruitment manoeuvre and an injurious tidal volume are the same intervention viewed from opposite ends of one curve, and which a patient is receiving depends on where their lung is currently operating.</w:t>
+        <w:t>The clinical reading of that curve is that, whenever a patient is submitted to invasive mechanical ventilation, the ventilator is a determinant of right ventricular afterload in both directions. Recruiting a collapsed lung reduces resistance, by reopening extra-alveolar vessels and by relieving the hypoxic vasoconstriction described next. Overdistending an aerated lung raises it. A recruitment manoeuvre and an injurious tidal volume are the same intervention viewed from opposite ends of one curve, and which a patient is receiving depends on where their lung is currently operating.</w:t>
       </w:r>
     </w:p>
     <w:p>
@@ -695,6 +719,14 @@
           <w:sz w:val="19"/>
         </w:rPr>
         <w:t>[Offshoot / At-the-Bedside link: In acute respiratory distress syndrome, the ventilator settings and the blood gas will often tell you the right ventricle is in trouble before the echocardiogram does. Mekontso Dessap and colleagues studied 752 patients with moderate to severe acute respiratory distress syndrome on protective ventilation across eleven intensive care units, assessing each with transoesophageal echocardiography. Acute cor pulmonale, defined as septal dyskinesia with a dilated right ventricle, was present in 164, a prevalence of 22 percent, and severe acute cor pulmonale carried a hospital mortality of 57 percent against 42 percent in the rest. Four variables predicted it: pneumonia as the cause, a driving pressure of 18 cmH2O or more, a PaO2 to FiO2 ratio below 150 mmHg, and a PaCO2 of 48 mmHg or more. Read those as statements about the pulmonary circulation rather than about the lung: each is a mechanism by which the alveolus raises the resistance of the vessels running through it. Reducing driving pressure, correcting hypercapnia and improving oxygenation are right ventricular interventions as much as lung-protective ones.]</w:t>
+      </w:r>
+    </w:p>
+    <w:p>
+      <w:pPr>
+        <w:pStyle w:val="Heading3"/>
+      </w:pPr>
+      <w:r>
+        <w:t>The pulmonary pressure derived parameters, defined properly</w:t>
       </w:r>
     </w:p>
     <w:p>
@@ -737,27 +769,35 @@
     </w:p>
     <w:p>
       <w:r>
-        <w:t>The transpulmonary gradient is the pressure drop across the lungs and the honest numerator for a resistance calculation, but on its own it is sensitive to both cardiac output and left atrial pressure, which is why a raised value does not by itself establish that the pulmonary vessels are diseased. Naeije and colleagues set out that limitation and argued for reading it alongside a flow-corrected measure rather than in isolation. The diastolic pulmonary gradient was proposed to get around the same sensitivity. Taken at end-diastole, when flow through the pulmonary circulation has essentially ceased, it is less contaminated by cardiac output and less influenced by a passively transmitted left atrial pressure. Gerges and colleagues analysed 1,094 cases of pulmonary hypertension due to left heart disease from a database of 2,351 catheterisations. Among patients with postcapillary pulmonary hypertension and a transpulmonary gradient above 12 mmHg, a diastolic gradient of 7 mmHg or more carried a median survival of 78 months against 101 months for those below 7, and more advanced pulmonary vascular remodelling on the available histology. The diastolic gradient, in other words, separates a circulation that has remodelled from one merely transmitting a high left atrial pressure backwards.</w:t>
+        <w:t>The transpulmonary gradient is the pressure drop across the lungs and the correct numerator for a resistance calculation, but on its own it is sensitive to both cardiac output and left atrial pressure, which is why a raised value does not by itself establish that the pulmonary vessels are diseased. Naeije and colleagues set out that limitation and argued for reading it alongside a flow-corrected measure rather than in isolation. The diastolic pulmonary gradient was proposed to get around the same sensitivity. Taken at end-diastole, when flow through the pulmonary circulation has essentially ceased, it is less contaminated by cardiac output and less influenced by a passively transmitted left atrial pressure. Gerges and colleagues analysed 1,094 cases of pulmonary hypertension due to left heart disease from a database of 2,351 catheterisations. Among patients with postcapillary pulmonary hypertension and a transpulmonary gradient above 12 mmHg, a diastolic gradient of 7 mmHg or more carried a median survival of 78 months against 101 months for those below 7, and more advanced pulmonary vascular remodelling on the available histology. The diastolic gradient, in other words, separates a circulation that has remodelled from one merely transmitting a high left atrial pressure backwards.</w:t>
       </w:r>
     </w:p>
     <w:p>
       <w:r>
-        <w:t>Pulmonary artery capacitance, or compliance, is stroke volume divided by pulmonary pulse pressure. It measures how much volume the arterial bed accepts per unit of pressure, which is to say how much of the pulsatile work of ejection the vessels absorb rather than reflect back at the ventricle, and it carries information resistance does not. Mahapatra and colleagues followed 104 patients with idiopathic pulmonary arterial hypertension for four years and found stroke volume divided by pulse pressure the strongest univariate predictor of mortality among the hemodynamic variables, and the only one to survive successive bivariate analysis. The lowest capacitance quartile had a four-year mortality of 61 percent while the highest had no deaths.</w:t>
+        <w:t>Pulmonary arterial capacitance, as used here, is essentially pulmonary arterial compliance rather than the venous-reservoir capacitance described in Module I7 (opens in a new tab). Mahapatra et al. defined it clinically as stroke volume divided by pulmonary pulse pressure (SV/PP), analogous to total arterial compliance in the systemic circulation. It therefore reflects how much pulsatile volume the pulmonary arterial bed accommodates per unit pressure change, and thus how much of the pulsatile work of ejection the vessels absorb rather than reflect back at the ventricle. It carries information resistance does not. Mahapatra and colleagues followed 104 patients with idiopathic pulmonary arterial hypertension for four years and found stroke volume divided by pulse pressure to be the strongest univariate predictor of mortality among the hemodynamic variables, and the only one to survive successive bivariate analysis. The lowest capacitance quartile had a four-year mortality of 61 percent, while the highest had no deaths.</w:t>
       </w:r>
     </w:p>
     <w:p>
       <w:r>
-        <w:t>Resistance and capacitance are not independent, which matters when reading them together. Lankhaar and colleagues analysed paired catheterisations in 62 patients and found the product of resistance and compliance unchanged by treatment, implying a fixed inverse relationship. Tedford and colleagues confirmed the same hyperbolic dependence in 1,009 patients with a normal occlusion pressure, finding a nearly constant resistance-compliance product of 0.48 plus or minus 0.17 seconds while the corresponding systemic product was highly variable, and elevating the occlusion pressure lowered compliance for any given resistance. A rise in left atrial pressure therefore not only fails to raise the calculated resistance, it shifts the load toward its pulsatile component. The consequences of that shift are the Expert treatment's subject.</w:t>
+        <w:t>Resistance and capacitance are not independent, which matters when reading them together. Lankhaar and colleagues analysed paired catheterisations in 62 patients and found the product of resistance and compliance unchanged by treatment, implying a fixed inverse relationship. Tedford and colleagues confirmed the same hyperbolic dependence in 1,009 patients with a normal occlusion pressure, finding a nearly constant resistance-compliance product of 0.48 (S.D. +/- 0.17 seconds) while the corresponding systemic product was highly variable, and elevating the occlusion pressure lowered compliance for any given resistance. A rise in left atrial pressure therefore not only fails to raise the calculated resistance, it shifts the load toward its pulsatile component. The consequences of that shift are the Expert treatment's subject.</w:t>
+      </w:r>
+    </w:p>
+    <w:p>
+      <w:pPr>
+        <w:pStyle w:val="Heading3"/>
+      </w:pPr>
+      <w:r>
+        <w:t>A worked panel</w:t>
       </w:r>
     </w:p>
     <w:p>
       <w:r>
-        <w:t>Take an admission set from a patient with known idiopathic pulmonary arterial hypertension, admitted for initiation of intravenous prostacyclin and diuresis, now hypotensive at 85 over 54 with a heart rate of 103 after a dose increase. Right atrial pressure 15 mmHg. Right ventricle 65 over 14. Pulmonary artery 61 over 27 with a mean of 40. Occlusion pressure 10 mmHg. Cardiac output by thermodilution 3.6 L/min with an index of 2.0. Stroke volume 39 mL. Mixed venous saturation 68 percent. Work the derived values rather than reading them off the report. The transpulmonary gradient is 40 − 10 = 30 mmHg, the diastolic pulmonary gradient 27 − 10 = 17 mmHg, and the resistance 30 ÷ 3.6 = 8.3 Wood units. Pulmonary pulse pressure is 61 − 27 = 34 mmHg, so capacitance is 39 ÷ 34 = 1.16 mL/mmHg.</w:t>
+        <w:t>Take an admission set from a patient with known idiopathic pulmonary arterial hypertension, admitted for initiation of intravenous prostacyclin and diuresis, now hypotensive at 85 over 54 with a heart rate of 103 after a dose increase. Right atrial pressure 15 mmHg. Right ventricle 65 over 14. Pulmonary artery 61 over 27 with a mean of 40. Occlusion pressure 10 mmHg. Cardiac output by thermodilution 3.6 L/min with an index of 2.1. Stroke volume 35 mL. Mixed venous saturation 56 percent. Work the derived values rather than reading them off the report. The transpulmonary gradient is 40 − 10 = 30 mmHg, the diastolic pulmonary gradient 27 − 10 = 17 mmHg, and the resistance 30 ÷ 3.6 = 8.3 Wood units. Pulmonary pulse pressure is 61 − 27 = 34 mmHg, so capacitance is 35 ÷ 34 = 1.03 mL/mmHg.</w:t>
       </w:r>
     </w:p>
     <w:p>
       <w:r>
-        <w:t>Read together those numbers say something the individual values do not. The occlusion pressure of 10 is normal, so this is precapillary disease and the left heart is not the problem. A transpulmonary gradient of 30 and a diastolic gradient of 17 are both far beyond anything a passively transmitted left atrial pressure could produce. The resistance is severe, and the capacitance of 1.16 mL/mmHg says the bed has lost most of its ability to buffer pulsatile flow, the finding that carried the mortality signal in Mahapatra's cohort. A right atrial pressure of 15 with a cardiac index of 2.0 says the ventricle is managing neither of its two jobs. What the panel does not support is the intuition that a hypotensive patient 7 litres net negative needs fluid. The next two sections are why.</w:t>
+        <w:t>Read together those numbers say something the individual values do not. The occlusion pressure of 10 is normal, so this is precapillary disease and the left heart is not the problem. A transpulmonary gradient of 30 and a diastolic gradient of 17 are both far beyond anything a passively transmitted left atrial pressure could produce. The resistance is severe, and the capacitance of 1.03 mL/mmHg says the bed has lost most of its ability to buffer pulsatile flow, the finding that carried the mortality signal in Mahapatra's cohort. A right atrial pressure of 15 with a cardiac index of 2.0 says the ventricle is managing neither of its two jobs. What the panel does not support is the intuition that a hypotensive patient 7 litres net negative needs fluid. The next two sections are why.</w:t>
       </w:r>
     </w:p>
     <w:p>
@@ -770,7 +810,7 @@
     </w:p>
     <w:p>
       <w:r>
-        <w:t>The concept that organises everything above is that right ventricular performance is a property of neither the ventricle nor the vasculature, but of the relationship between them. Two quantities express it, both read off the pressure-volume loop. End-systolic elastance, Ees, is the slope of the line connecting the end-systolic pressure-volume points obtained across a range of loading conditions, and it is the load-independent index of contractility, which is exactly what makes it valuable, because ejection fraction and every other ejection-phase index will move when nothing about the myocardium has changed. Effective arterial elastance, Ea, is end-systolic pressure divided by stroke volume, and it condenses the entire arterial load, resistive and pulsatile, into one number with the same units as Ees. Because the units match, their ratio is dimensionless.</w:t>
+        <w:t>The concept that organises everything above is that right ventricular performance is a property of neither the ventricle nor the vasculature, but of the relationship between them. Two quantities express it, both read off the pressure-volume loop. End-systolic elastance, Ees, is the slope of the line connecting the end-systolic pressure-volume points obtained across a range of loading conditions, and it is the load-independent index of contractility, which is exactly what makes it valuable, because common ejection-phase indices such as ejection fraction are load dependent and may change even when intrinsic myocardial contractility has not. Effective arterial elastance, Ea, is end-systolic pressure divided by stroke volume, and it condenses the entire arterial load, resistive and pulsatile, into one number with the same units as Ees. Because the units match, their ratio is dimensionless. Vonk Noordegraaf and colleagues review how this coupling framework organises right ventricular load and function in pulmonary hypertension.</w:t>
       </w:r>
     </w:p>
     <w:p>
@@ -791,7 +831,7 @@
               <a:graphicData uri="http://schemas.openxmlformats.org/drawingml/2006/picture">
                 <pic:pic>
                   <pic:nvPicPr>
-                    <pic:cNvPr id="0" name="i9-pvloop-heterometric.png"/>
+                    <pic:cNvPr id="0" name="i9-pvloop-homeometric.png"/>
                     <pic:cNvPicPr/>
                   </pic:nvPicPr>
                   <pic:blipFill>
@@ -820,7 +860,67 @@
           <w:color w:val="777777"/>
           <w:sz w:val="19"/>
         </w:rPr>
-        <w:t>Left, homeometric adaptation: the ventricle answers a rising Ea by raising Ees, the slope of the end-systolic line steepens, chamber size is preserved and stroke volume is maintained. Right, heterometric adaptation: the slope has stopped rising and may be falling, and stroke volume is defended instead by a rightward shift of the whole loop, which is dilatation. Note the vertical isovolumic contraction segment on the left side of each loop, brief in the normal ventricle and lengthening as load rises.</w:t>
+        <w:t>Homeometric adaptation: the ventricle answers a rising Ea by raising Ees, the slope of the end-systolic line steepens, chamber size is preserved and stroke volume is maintained. Note the vertical isovolumic contraction segment on the left side of the loop, what was brief in the normal ventricle is now lengthening as load rises.</w:t>
+      </w:r>
+    </w:p>
+    <w:p>
+      <w:r>
+        <w:rPr>
+          <w:i/>
+          <w:color w:val="C0392B"/>
+          <w:sz w:val="19"/>
+        </w:rPr>
+        <w:t>[Layout note: figure shown small here. On the web it is currently capped at 640px wide. Say if you want it smaller/larger, moved, cropped, or replaced.]</w:t>
+      </w:r>
+    </w:p>
+    <w:p>
+      <w:r>
+        <w:t>Homeometric adaptation comes first: the ventricle raises its contractility to match the load, through increased sympathetic drive and mechanosensitive signalling, without any significant change in chamber size. On the PV loop, the rising afterload also makes the right ventricular cycle look progressively less like its normal rounded contour: distinct isovolumic contraction and relaxation phases emerge, whereas in normal physiology both are minimal because pulmonary artery diastolic pressure is low and ejection begins and ends with little truly isovolumic time. Stroke volume is maintained, the coupling ratio falls but stays workable, and the patient may be entirely compensated. Over weeks to months, sustained pressure loading adds a structural version of the same strategy in hypertrophy, which thickens the wall, partially normalises wall stress by raising the denominator of the Laplace relationship, and raises baseline Ees. Hypertrophy is homeometric adaptation given time to build the substrate it needs. That compensation is not free. Hypertrophy can also increase passive right ventricular diastolic elastance, so the same wall thickening that reduces systolic wall stress and supports Ees may reduce diastolic reserve, causing filling pressure to rise more steeply as volume increases.</w:t>
+      </w:r>
+    </w:p>
+    <w:p>
+      <w:r>
+        <w:drawing>
+          <wp:inline xmlns:a="http://schemas.openxmlformats.org/drawingml/2006/main" xmlns:pic="http://schemas.openxmlformats.org/drawingml/2006/picture">
+            <wp:extent cx="2834640" cy="1543846"/>
+            <wp:docPr id="6" name="Picture 6"/>
+            <wp:cNvGraphicFramePr>
+              <a:graphicFrameLocks noChangeAspect="1"/>
+            </wp:cNvGraphicFramePr>
+            <a:graphic>
+              <a:graphicData uri="http://schemas.openxmlformats.org/drawingml/2006/picture">
+                <pic:pic>
+                  <pic:nvPicPr>
+                    <pic:cNvPr id="0" name="i9-pvloop-heterometric-advanced.png"/>
+                    <pic:cNvPicPr/>
+                  </pic:nvPicPr>
+                  <pic:blipFill>
+                    <a:blip r:embed="rId14"/>
+                    <a:stretch>
+                      <a:fillRect/>
+                    </a:stretch>
+                  </pic:blipFill>
+                  <pic:spPr>
+                    <a:xfrm>
+                      <a:off x="0" y="0"/>
+                      <a:ext cx="2834640" cy="1543846"/>
+                    </a:xfrm>
+                    <a:prstGeom prst="rect"/>
+                  </pic:spPr>
+                </pic:pic>
+              </a:graphicData>
+            </a:graphic>
+          </wp:inline>
+        </w:drawing>
+      </w:r>
+    </w:p>
+    <w:p>
+      <w:r>
+        <w:rPr>
+          <w:color w:val="777777"/>
+          <w:sz w:val="19"/>
+        </w:rPr>
+        <w:t>Left, early heterometric adaptation: once homeometric reserve is exhausted, the right ventricle dilates and recruits the Frank-Starling mechanism to defend stroke volume, while Ees no longer rises sufficiently to match the increasing Ea. RV-PA coupling therefore deteriorates, with Ees/Ea falling to 0.6. Right, more advanced heterometric adaptation: further contractile decline flattens the end-systolic elastance relationship, end-systolic volume rises, and the pressure-volume loop narrows despite persistent dilatation. Stroke volume and RVEF now fall, with Ees/Ea decreasing further to 0.4, reflecting progressive RV-PA uncoupling.</w:t>
       </w:r>
     </w:p>
     <w:p>
@@ -835,12 +935,7 @@
     </w:p>
     <w:p>
       <w:r>
-        <w:t>Homeometric adaptation comes first: the ventricle raises its contractility to match the load, through increased sympathetic drive and mechanosensitive signalling, without any significant change in chamber size. Stroke volume is maintained, the coupling ratio falls but stays workable, and the patient may be entirely compensated. Over weeks to months, sustained pressure loading adds a structural version of the same strategy in hypertrophy, which thickens the wall, partially normalises wall stress by raising the denominator of the Laplace relationship, and raises baseline Ees. Hypertrophy is homeometric adaptation given time to build the substrate it needs.</w:t>
-      </w:r>
-    </w:p>
-    <w:p>
-      <w:r>
-        <w:t>Heterometric adaptation follows when the first strategy is exhausted. The ventricle dilates, sarcomere stretch recruits the Frank-Starling mechanism described in Module N4 and Module N5, and stroke volume is defended for a time. But dilatation does not raise contractility, because Ees is load independent and a rightward shift of the loop does not change its slope. What dilatation buys in stroke volume it pays for in wall stress, since radius is in the numerator of the Laplace relationship, and in efficiency, since more energy is spent for the same stroke work.</w:t>
+        <w:t>Heterometric adaptation follows when the first strategy is exhausted. The ventricle dilates, sarcomere stretch recruits the Frank-Starling mechanism described in Module N4 and Module N5, and stroke volume is defended for a time. But dilatation does not raise contractility, because Ees is load independent and a rightward shift of the loop does not change its slope. What dilatation buys in stroke volume it pays for in wall stress, since radius is in the numerator of the Laplace relationship, and in efficiency, since more energy is spent for the same stroke work. Dilatation, however, has a ceiling. As afterload rises, end-systolic volume moves rightward along the Ees relationship, so maintaining stroke volume requires a progressively larger end-diastolic volume. That strategy works only while the passive diastolic pressure-volume relationship still permits additional filling. Once the ventricle reaches the steep portion of that curve, or RV end-diastolic pressure approaches mean systemic filling pressure and thereby narrows the gradient for venous return, additional volume raises right atrial pressure far more readily than stroke volume. Magder and colleagues describe this state as RV limitation: stroke volume has reached a filling-imposed ceiling created by the interaction between active systolic and passive diastolic elastance. With more advanced dilatation, functional tricuspid regurgitation can add another penalty: regurgitant volume further enlarges the right ventricle while systolic backflow into the systemic veins reduces effective forward output and can oppose venous return.</w:t>
       </w:r>
     </w:p>
     <w:p>
@@ -848,7 +943,7 @@
         <w:drawing>
           <wp:inline xmlns:a="http://schemas.openxmlformats.org/drawingml/2006/main" xmlns:pic="http://schemas.openxmlformats.org/drawingml/2006/picture">
             <wp:extent cx="2834640" cy="1543789"/>
-            <wp:docPr id="6" name="Picture 6"/>
+            <wp:docPr id="7" name="Picture 7"/>
             <wp:cNvGraphicFramePr>
               <a:graphicFrameLocks noChangeAspect="1"/>
             </wp:cNvGraphicFramePr>
@@ -860,7 +955,7 @@
                     <pic:cNvPicPr/>
                   </pic:nvPicPr>
                   <pic:blipFill>
-                    <a:blip r:embed="rId14"/>
+                    <a:blip r:embed="rId15"/>
                     <a:stretch>
                       <a:fillRect/>
                     </a:stretch>
@@ -921,7 +1016,7 @@
         <w:drawing>
           <wp:inline xmlns:a="http://schemas.openxmlformats.org/drawingml/2006/main" xmlns:pic="http://schemas.openxmlformats.org/drawingml/2006/picture">
             <wp:extent cx="2834640" cy="4419600"/>
-            <wp:docPr id="7" name="Picture 7"/>
+            <wp:docPr id="8" name="Picture 8"/>
             <wp:cNvGraphicFramePr>
               <a:graphicFrameLocks noChangeAspect="1"/>
             </wp:cNvGraphicFramePr>
@@ -933,7 +1028,7 @@
                     <pic:cNvPicPr/>
                   </pic:nvPicPr>
                   <pic:blipFill>
-                    <a:blip r:embed="rId15"/>
+                    <a:blip r:embed="rId16"/>
                     <a:stretch>
                       <a:fillRect/>
                     </a:stretch>
@@ -986,7 +1081,7 @@
         <w:drawing>
           <wp:inline xmlns:a="http://schemas.openxmlformats.org/drawingml/2006/main" xmlns:pic="http://schemas.openxmlformats.org/drawingml/2006/picture">
             <wp:extent cx="2834640" cy="2496845"/>
-            <wp:docPr id="8" name="Picture 8"/>
+            <wp:docPr id="9" name="Picture 9"/>
             <wp:cNvGraphicFramePr>
               <a:graphicFrameLocks noChangeAspect="1"/>
             </wp:cNvGraphicFramePr>
@@ -998,7 +1093,7 @@
                     <pic:cNvPicPr/>
                   </pic:nvPicPr>
                   <pic:blipFill>
-                    <a:blip r:embed="rId16"/>
+                    <a:blip r:embed="rId17"/>
                     <a:stretch>
                       <a:fillRect/>
                     </a:stretch>
@@ -1023,7 +1118,7 @@
           <w:color w:val="777777"/>
           <w:sz w:val="19"/>
         </w:rPr>
-        <w:t>The spiral of right ventricular failure. Read the two arms separately. The right-hand arm raises oxygen demand through wall tension and dilatation. The left-hand arm cuts oxygen supply, by way of a falling cardiac output and a falling systemic pressure. They meet at right ventricular ischaemia, which lowers contractility and feeds the whole sequence again.Source: Konstantinides SV et al, 2019 ESC Guidelines for the diagnosis and management of acute pulmonary embolism, Eur Heart J 2020;41(4):543-603.</w:t>
+        <w:t>The spiral of right ventricular failure. Read the two arms separately. The right-hand arm raises oxygen demand through wall tension and dilatation. The left-hand arm cuts oxygen supply, by way of a falling cardiac output and a falling systemic pressure. They meet at right ventricular ischaemia, which lowers contractility and feeds the whole sequence again.Source: Konstantinides SV et al, 2019 ESC Guidelines for the diagnosis and management of acute pulmonary embolism, Eur Heart J 2020:41(4):543-603.</w:t>
       </w:r>
     </w:p>
     <w:p>
@@ -1071,7 +1166,7 @@
     </w:p>
     <w:p>
       <w:r>
-        <w:t>Systolic interaction is the contribution left ventricular contraction and septal shortening make to right ventricular ejection. Damiano and colleagues quantified it using an electrically isolated right ventricular free wall preparation, which allowed the two components of the ejection waveform to be separated. For right ventricular pressure, the left ventricular and septal component was significantly greater than the free wall component, at 63.5 plus or minus 10.9 percent against 36.5 plus or minus 10.9 percent of the peak-to-peak value. When free wall pacing was stopped in diastole, the subsequent beat still achieved 68 plus or minus 4 percent of right ventricular systolic pressure and 80 plus or minus 4 percent of pulmonary flow. The free wall, in other words, contributes a minority of the pressure the right ventricle develops. Santamore and Dell'Italia reviewed the wider evidence and reached the same conclusion, and the practical consequence is that left ventricular systolic dysfunction causes right ventricular systolic dysfunction with no pulmonary vascular disease required.</w:t>
+        <w:t>Systolic interaction is the contribution left ventricular contraction and septal shortening make to right ventricular ejection. Damiano and colleagues quantified it using an electrically isolated right ventricular free wall preparation, which allowed the two components of the ejection waveform to be separated. For right ventricular pressure, the left ventricular and septal component was significantly greater than the free wall component, at 63.5 (S.D. +/- 10.9 percent) against 36.5 (S.D. +/- 10.9 percent) of the peak-to-peak value. When free wall pacing was stopped in diastole, the subsequent beat still achieved 68 (S.D. +/- 4 percent) of right ventricular systolic pressure and 80 (S.D. +/- 4 percent) of pulmonary flow. The free wall, in other words, contributes a minority of the pressure the right ventricle develops. Santamore and Dell'Italia reviewed the wider evidence and reached the same conclusion, and the practical consequence is that left ventricular systolic dysfunction causes right ventricular systolic dysfunction with no pulmonary vascular disease required.</w:t>
       </w:r>
     </w:p>
     <w:p>
@@ -1084,7 +1179,7 @@
         <w:drawing>
           <wp:inline xmlns:a="http://schemas.openxmlformats.org/drawingml/2006/main" xmlns:pic="http://schemas.openxmlformats.org/drawingml/2006/picture">
             <wp:extent cx="2834640" cy="1170924"/>
-            <wp:docPr id="9" name="Picture 9"/>
+            <wp:docPr id="10" name="Picture 10"/>
             <wp:cNvGraphicFramePr>
               <a:graphicFrameLocks noChangeAspect="1"/>
             </wp:cNvGraphicFramePr>
@@ -1096,7 +1191,7 @@
                     <pic:cNvPicPr/>
                   </pic:nvPicPr>
                   <pic:blipFill>
-                    <a:blip r:embed="rId17"/>
+                    <a:blip r:embed="rId18"/>
                     <a:stretch>
                       <a:fillRect/>
                     </a:stretch>
@@ -1169,17 +1264,17 @@
     </w:p>
     <w:p>
       <w:r>
-        <w:t>The question at the bedside is not whether the right ventricle looks weak. It is whether right ventricular contractile performance is still matched to the load it faces. Direct measurement of coupling requires invasive pressure-volume loops, so the assessment is assembled from surrogates, and each surrogate has a specific way of lying. Module I11 covers right atrial pressure and the perfusion markers as monitoring tools, and Module I14 takes the right atrial waveform itself, so what follows is the right ventricular set.</w:t>
+        <w:t>The question at the bedside is not whether the right ventricle looks weak. It is whether right ventricular contractile performance is still matched to the load it faces. An abnormal imaging measure therefore identifies dysfunction or vulnerability, not necessarily failure: a right ventricle can look abnormal while still maintaining adequate flow, whereas RV failure is a hemodynamic state in which output has become inadequate for the organism's needs. Direct measurement of coupling requires invasive pressure-volume loops, so the assessment is assembled from surrogates, and each surrogate has a specific way of lying. Module I11 covers right atrial pressure and the perfusion markers as monitoring tools, and Module I14 takes the right atrial waveform itself, so what follows is the right ventricular set.</w:t>
       </w:r>
     </w:p>
     <w:p>
       <w:r>
-        <w:t>Tricuspid annular plane systolic excursion measures how far the lateral tricuspid annulus travels toward the apex in systole, and tissue Doppler S′ measures the peak velocity of the same motion. Both are justified by Brown's finding that longitudinal shortening dominates right ventricular ejection, and both fail in the same three ways. They are load dependent, falling when afterload rises with no change in the myocardium. They are not specific to the free wall, because longitudinal motion depends partly on the septal and left ventricular traction Damiano quantified, so left ventricular dysfunction lowers them. And they interrogate one point on the annulus, a poor description of a chamber that contracts sequentially. Fractional area change is a broader geometric estimate that usefully contextualises the other two, and it too is load dependent, requires tracing an endocardial border across a heavily trabeculated cavity, and reduces an irregular three-dimensional chamber to one plane.</w:t>
+        <w:t>Tricuspid annular plane systolic excursion measures how far the lateral tricuspid annulus travels toward the apex in systole, and tissue Doppler S′ measures the peak velocity of the same motion. Both are justified by Brown's finding that longitudinal shortening dominates right ventricular ejection, and both fail in the same three ways. They are load dependent, falling when afterload rises with no change in the myocardium. They are not specific to the free wall, because a substantial component of longitudinal shortening depends on the shared oblique septal fiber architecture and its mechanical continuity with the left ventricle, so left ventricular systolic dysfunction can reduce them as well. And they interrogate one point on the annulus, a poor description of a chamber that contracts sequentially. Fractional area change is a broader geometric estimate that usefully contextualises the other two, and it too is load dependent, requires tracing an endocardial border across a heavily trabeculated cavity, and reduces an irregular three-dimensional chamber to one plane.</w:t>
       </w:r>
     </w:p>
     <w:p>
       <w:r>
-        <w:t>The ratio of excursion to pulmonary artery systolic pressure is the most useful of the four because it is the only one with the load in it, placing a marker of longitudinal shortening over a marker of the pressure being ejected against and so approximating the structure of the coupling ratio itself. Tello and colleagues tested this directly, performing echocardiography and cardiac magnetic resonance one day before invasive single-beat pressure-volume loops in 52 patients with pulmonary arterial hypertension or chronic thromboembolic disease, and comparing five proposed surrogates against the invasive Ees over Ea. Of the five, only the excursion to systolic pressure ratio emerged as an independent predictor of the invasive ratio, and even that fell short of statistical significance, with a multivariate odds ratio of 18.6 and a confidence interval running from 0.8 to 96.1. A cutoff of 0.31 mm/mmHg discriminated uncoupling, defined as an invasive Ees over Ea below 0.805, with a sensitivity of 87.5 percent and a specificity of 75.9 percent, and patients below that cutoff had a significantly worse prognosis. The ratio inherits both components' weaknesses, since the numerator is load dependent and the denominator needs an adequate tricuspid regurgitant jet and an estimate of right atrial pressure. Its value is less in the exact threshold than in the discipline it enforces: a number describing right ventricular function is uninterpretable without a number describing the load.</w:t>
+        <w:t>The ratio of excursion to pulmonary artery systolic pressure is the most useful of the four because it is the only one with the load in it, placing a marker of longitudinal shortening over a marker of the pressure being ejected against and so approximating the structure of the coupling ratio itself. Tello and colleagues tested this directly, performing echocardiography and cardiac magnetic resonance one day before invasive single-beat pressure-volume loops in 52 patients with pulmonary arterial hypertension or chronic thromboembolic disease, and comparing five proposed surrogates against the invasive Ees over Ea. Of the five, only the excursion to systolic pressure ratio emerged as an independent predictor of the invasive ratio, and even that fell short of statistical significance, with a multivariate odds ratio of 18.6 and a confidence interval running from 0.8 to 96.1. A cutoff of 0.31 mm/mmHg discriminated uncoupling, defined as an invasive Ees over Ea below 0.805, with a sensitivity of 87.5 percent and a specificity of 75.9 percent, and patients below that cutoff had a significantly worse prognosis. The ratio inherits both components' weaknesses, since the numerator is load dependent and the denominator needs an adequate tricuspid regurgitant jet and an estimate of right atrial pressure. Its value is less in the exact threshold than in the discipline it enforces: a number describing right ventricular function is uninterpretable without a number describing the load. The thresholds in the table below follow the echocardiographic guidelines set out by Rudski and colleagues and updated by Lang and colleagues.</w:t>
       </w:r>
     </w:p>
     <w:tbl>
@@ -1526,12 +1621,12 @@
           <w:color w:val="9A6B00"/>
           <w:sz w:val="19"/>
         </w:rPr>
-        <w:t>[Physiologic Insight box: Every entry in that table except the last is routinely described as a measure of right ventricular contractility, and none of them is. Ees is the load-independent index and cannot be obtained without pressure-volume analysis. Excursion, annular velocity, fractional area change, stroke volume and ejection fraction are ejection-phase indices, each the output of an interaction between contractility and load, and each will move when only the load has moved. That is not a defect to be worked around, it is what they are. Read this way, a low excursion is a question rather than a diagnosis: poor intrinsic adaptation, excessive load, lost septal assistance, or some combination? The answer is not in the number, it is in the pulmonary pressures, the septal position, the left ventricular function and the trajectory sitting alongside it, which is why the coupling ratio or its bedside surrogate is the more honest thing to report.]</w:t>
+        <w:t>[Physiologic Insight box: Every entry in that table except the last is routinely described as a measure of right ventricular contractility, and none of them is. Ees is the load-independent index and cannot be obtained without pressure-volume analysis. Excursion, annular velocity, fractional area change, stroke volume and ejection fraction are ejection-phase indices, each the output of an interaction between contractility and load, and each will move when only the load has moved. That is not a defect to be worked around, it is what they are. Read this way, a low excursion is a question rather than a diagnosis: poor intrinsic adaptation, excessive load, lost septal assistance, or some combination? The answer is not in the number, it is in the pulmonary pressures, the septal position, the left ventricular function and the trajectory sitting alongside it, which is why the coupling ratio or its bedside surrogate is the more informative thing to report.]</w:t>
       </w:r>
     </w:p>
     <w:p>
       <w:r>
-        <w:t>The last row of that table is the one signal that describes the load rather than the ventricle: right ventricular outflow tract Doppler responds directly to the character of the pulmonary bed, with a shortened acceleration time indicating higher load and earlier deceleration of ejection, and midsystolic notching indicating early return of reflected waves from a stiffer circulation. Nor is any of this confined to the pulmonary hypertension clinic. Ma and colleagues found right ventricular to pulmonary arterial coupling carried prognostic information in sepsis, a population in which the right ventricle is rarely the first thing examined.</w:t>
+        <w:t>The last row of that table is the one signal that describes the load rather than the ventricle: right ventricular outflow tract Doppler responds directly to the character of the pulmonary bed, with a shortened acceleration time indicating higher load, and midsystolic notching indicating early return of reflected waves from a stiffer circulation. This ejection-profile physiology underlies the 60/60 sign. In the pulmonary circulation, resistive and pulsatile load are closely linked, so an acute rise in pulmonary vascular load affects more than resistance alone: resistance increases, compliance falls, and reflected waves return much earlier. That earlier wave reflection can alter and prematurely decelerate right ventricular ejection, even while the acutely loaded ventricle is still unable to generate the very high pressures seen in chronic pulmonary hypertension. This is the physiology behind the 60/60 sign, classically described in acute pulmonary embolism and also seen in other forms of acute cor pulmonale, such as the one caused by ARDS. The full pressure-flow and wave-reflection explanation belongs to the Expert pathway. Nor is any of this confined to the pulmonary hypertension clinic. Ma and colleagues found right ventricular to pulmonary arterial coupling carried prognostic information in sepsis, a population in which the right ventricle is rarely the first thing examined.</w:t>
       </w:r>
     </w:p>
     <w:p>
@@ -1724,7 +1819,7 @@
           <w:color w:val="444444"/>
           <w:sz w:val="19"/>
         </w:rPr>
-        <w:t>17. Vlahakes GJ, Turley K, Hoffman JI. The pathophysiology of failure in acute right ventricular hypertension: hemodynamic and biochemical correlations. Circulation. 1981;63(1):87-95. doi:10.1161/01.cir.63.1.87.</w:t>
+        <w:t>17. Magder S, Slobod D, Assanangkornchai N. Right Ventricular Limitation: A Tale of Two Elastances. Am J Respir Crit Care Med. 2023;207(6):678-692. doi:10.1164/rccm.202106-1564SO.</w:t>
       </w:r>
     </w:p>
     <w:p>
@@ -1733,7 +1828,7 @@
           <w:color w:val="444444"/>
           <w:sz w:val="19"/>
         </w:rPr>
-        <w:t>18. Ghignone M, Girling L, Prewitt RM. Volume expansion versus norepinephrine in treatment of a low cardiac output complicating an acute increase in right ventricular afterload in dogs. Anesthesiology. 1984;60(2):132-135. doi:10.1097/00000542-198402000-00009.</w:t>
+        <w:t>18. Vlahakes GJ, Turley K, Hoffman JI. The pathophysiology of failure in acute right ventricular hypertension: hemodynamic and biochemical correlations. Circulation. 1981;63(1):87-95. doi:10.1161/01.cir.63.1.87.</w:t>
       </w:r>
     </w:p>
     <w:p>
@@ -1742,7 +1837,7 @@
           <w:color w:val="444444"/>
           <w:sz w:val="19"/>
         </w:rPr>
-        <w:t>19. Konstantinides SV, Meyer G, Becattini C, Bueno H, Geersing GJ, Harjola VP, Huisman MV, Humbert M, Jennings CS, Jiménez D, Kucher N, Lang IM, Lankeit M, Lorusso R, Mazzolai L, Meneveau N, Ní Áinle F, Prandoni P, Pruszczyk P, Righini M, Torbicki A, Van Belle E, Zamorano JL. 2019 ESC guidelines for the diagnosis and management of acute pulmonary embolism developed in collaboration with the European Respiratory Society (ERS). Eur Heart J. 2020;41(4):543-603. doi:10.1093/eurheartj/ehz405.</w:t>
+        <w:t>19. Ghignone M, Girling L, Prewitt RM. Volume expansion versus norepinephrine in treatment of a low cardiac output complicating an acute increase in right ventricular afterload in dogs. Anesthesiology. 1984;60(2):132-135. doi:10.1097/00000542-198402000-00009.</w:t>
       </w:r>
     </w:p>
     <w:p>
@@ -1751,7 +1846,7 @@
           <w:color w:val="444444"/>
           <w:sz w:val="19"/>
         </w:rPr>
-        <w:t>20. Mekontso Dessap A, Boissier F, Charron C, Bégot E, Repessé X, Legras A, Brun-Buisson C, Vignon P, Vieillard-Baron A. Acute cor pulmonale during protective ventilation for acute respiratory distress syndrome: prevalence, predictors, and clinical impact. Intensive Care Med. 2016;42(5):862-870. doi:10.1007/s00134-015-4141-2.</w:t>
+        <w:t>20. Konstantinides SV, Meyer G, Becattini C, Bueno H, Geersing GJ, Harjola VP, Huisman MV, Humbert M, Jennings CS, Jiménez D, Kucher N, Lang IM, Lankeit M, Lorusso R, Mazzolai L, Meneveau N, Ní Áinle F, Prandoni P, Pruszczyk P, Righini M, Torbicki A, Van Belle E, Zamorano JL. 2019 ESC guidelines for the diagnosis and management of acute pulmonary embolism developed in collaboration with the European Respiratory Society (ERS). Eur Heart J. 2020;41(4):543-603. doi:10.1093/eurheartj/ehz405.</w:t>
       </w:r>
     </w:p>
     <w:p>
@@ -1760,7 +1855,7 @@
           <w:color w:val="444444"/>
           <w:sz w:val="19"/>
         </w:rPr>
-        <w:t>21. Repessé X, Vieillard-Baron A. Right heart function during acute respiratory distress syndrome. Ann Transl Med. 2017;5(14):295. doi:10.21037/atm.2017.06.66. Free full text.</w:t>
+        <w:t>21. Mekontso Dessap A, Boissier F, Charron C, Bégot E, Repessé X, Legras A, Brun-Buisson C, Vignon P, Vieillard-Baron A. Acute cor pulmonale during protective ventilation for acute respiratory distress syndrome: prevalence, predictors, and clinical impact. Intensive Care Med. 2016;42(5):862-870. doi:10.1007/s00134-015-4141-2.</w:t>
       </w:r>
     </w:p>
     <w:p>
@@ -1769,7 +1864,7 @@
           <w:color w:val="444444"/>
           <w:sz w:val="19"/>
         </w:rPr>
-        <w:t>22. Yuriditsky E, Mireles-Cabodevila E, Alviar CL. How I teach: heart-lung interactions during mechanical ventilation. Positive pressure and the right ventricle. ATS Sch. 2025;6(1):94-108. doi:10.34197/ats-scholar.2024-0059HT. Free full text.</w:t>
+        <w:t>22. Repessé X, Vieillard-Baron A. Right heart function during acute respiratory distress syndrome. Ann Transl Med. 2017;5(14):295. doi:10.21037/atm.2017.06.66. Free full text.</w:t>
       </w:r>
     </w:p>
     <w:p>
@@ -1778,7 +1873,7 @@
           <w:color w:val="444444"/>
           <w:sz w:val="19"/>
         </w:rPr>
-        <w:t>23. Rudski LG, Lai WW, Afilalo J, Hua L, Handschumacher MD, Chandrasekaran K, Solomon SD, Louie EK, Schiller NB. Guidelines for the echocardiographic assessment of the right heart in adults: a report from the American Society of Echocardiography. J Am Soc Echocardiogr. 2010;23(7):685-713. doi:10.1016/j.echo.2010.05.010.</w:t>
+        <w:t>23. Yuriditsky E, Mireles-Cabodevila E, Alviar CL. How I teach: heart-lung interactions during mechanical ventilation. Positive pressure and the right ventricle. ATS Sch. 2025;6(1):94-108. doi:10.34197/ats-scholar.2024-0059HT. Free full text.</w:t>
       </w:r>
     </w:p>
     <w:p>
@@ -1787,7 +1882,7 @@
           <w:color w:val="444444"/>
           <w:sz w:val="19"/>
         </w:rPr>
-        <w:t>24. Lang RM, Badano LP, Mor-Avi V, Afilalo J, Armstrong A, Ernande L, Flachskampf FA, Foster E, Goldstein SA, Kuznetsova T, Lancellotti P, Muraru D, Picard MH, Rietzschel ER, Rudski L, Spencer KT, Tsang W, Voigt JU. Recommendations for cardiac chamber quantification by echocardiography in adults: an update from the American Society of Echocardiography and the European Association of Cardiovascular Imaging. J Am Soc Echocardiogr. 2015;28(1):1-39.e14. doi:10.1016/j.echo.2014.10.003.</w:t>
+        <w:t>24. Rudski LG, Lai WW, Afilalo J, Hua L, Handschumacher MD, Chandrasekaran K, Solomon SD, Louie EK, Schiller NB. Guidelines for the echocardiographic assessment of the right heart in adults: a report from the American Society of Echocardiography. J Am Soc Echocardiogr. 2010;23(7):685-713. doi:10.1016/j.echo.2010.05.010.</w:t>
       </w:r>
     </w:p>
     <w:p>
@@ -1796,7 +1891,7 @@
           <w:color w:val="444444"/>
           <w:sz w:val="19"/>
         </w:rPr>
-        <w:t>25. Tello K, Wan J, Dalmer A, Vanderpool R, Ghofrani HA, Naeije R, Roller F, Mohajerani E, Seeger W, Herberg U, Sommer N, Gall H, Richter MJ. Validation of the tricuspid annular plane systolic excursion/systolic pulmonary artery pressure ratio for the assessment of right ventricular-arterial coupling in severe pulmonary hypertension. Circ Cardiovasc Imaging. 2019;12(9):e009047. doi:10.1161/CIRCIMAGING.119.009047. Free full text.</w:t>
+        <w:t>25. Lang RM, Badano LP, Mor-Avi V, Afilalo J, Armstrong A, Ernande L, Flachskampf FA, Foster E, Goldstein SA, Kuznetsova T, Lancellotti P, Muraru D, Picard MH, Rietzschel ER, Rudski L, Spencer KT, Tsang W, Voigt JU. Recommendations for cardiac chamber quantification by echocardiography in adults: an update from the American Society of Echocardiography and the European Association of Cardiovascular Imaging. J Am Soc Echocardiogr. 2015;28(1):1-39.e14. doi:10.1016/j.echo.2014.10.003.</w:t>
       </w:r>
     </w:p>
     <w:p>
@@ -1805,7 +1900,7 @@
           <w:color w:val="444444"/>
           <w:sz w:val="19"/>
         </w:rPr>
-        <w:t>26. Ma Q, Ding C, Wei W, Su C, Li B, Zhou Z, Chen C, Liu B, Zhang X, Wu J. The value of right ventricular pulmonary artery coupling in determining the prognosis of patients with sepsis. Sci Rep. 2024;14(1):15283. doi:10.1038/s41598-024-65738-2. Free full text.</w:t>
+        <w:t>26. Tello K, Wan J, Dalmer A, Vanderpool R, Ghofrani HA, Naeije R, Roller F, Mohajerani E, Seeger W, Herberg U, Sommer N, Gall H, Richter MJ. Validation of the tricuspid annular plane systolic excursion/systolic pulmonary artery pressure ratio for the assessment of right ventricular-arterial coupling in severe pulmonary hypertension. Circ Cardiovasc Imaging. 2019;12(9):e009047. doi:10.1161/CIRCIMAGING.119.009047. Free full text.</w:t>
       </w:r>
     </w:p>
     <w:p>
@@ -1814,7 +1909,16 @@
           <w:color w:val="444444"/>
           <w:sz w:val="19"/>
         </w:rPr>
-        <w:t>27. Chaisson NF, Hassoun PM. Systemic sclerosis-associated pulmonary arterial hypertension. Chest. 2013;144(4):1346-1356. doi:10.1378/chest.12-2396. Free full text.</w:t>
+        <w:t>27. Ma Q, Ding C, Wei W, Su C, Li B, Zhou Z, Chen C, Liu B, Zhang X, Wu J. The value of right ventricular pulmonary artery coupling in determining the prognosis of patients with sepsis. Sci Rep. 2024;14(1):15283. doi:10.1038/s41598-024-65738-2. Free full text.</w:t>
+      </w:r>
+    </w:p>
+    <w:p>
+      <w:r>
+        <w:rPr>
+          <w:color w:val="444444"/>
+          <w:sz w:val="19"/>
+        </w:rPr>
+        <w:t>28. Chaisson NF, Hassoun PM. Systemic sclerosis-associated pulmonary arterial hypertension. Chest. 2013;144(4):1346-1356. doi:10.1378/chest.12-2396. Free full text.</w:t>
       </w:r>
     </w:p>
     <w:sectPr>

--- a/Module Edit Docs/I9 - Edit Doc.docx
+++ b/Module Edit Docs/I9 - Edit Doc.docx
@@ -28,7 +28,7 @@
           <w:color w:val="B00000"/>
           <w:sz w:val="21"/>
         </w:rPr>
-        <w:t>ISSUES FLAGGED FOR THIS MODULE (8)</w:t>
+        <w:t>ISSUES FLAGGED FOR THIS MODULE (9)</w:t>
       </w:r>
     </w:p>
     <w:p>
@@ -119,6 +119,16 @@
           <w:sz w:val="19"/>
         </w:rPr>
         <w:t>[DECISION: The R = -0.83, P &lt; 0.001 correlation above could not be verified against a PubMed abstract (checked Vlahakes 1981 Circulation PMID 7438411 and Lowensohn 1976 Circ Res PMID 1000768, neither abstract carries this statistic). Supply the source if this claim and figure should be added.]</w:t>
+      </w:r>
+    </w:p>
+    <w:p>
+      <w:r>
+        <w:rPr>
+          <w:i/>
+          <w:color w:val="5A5A5A"/>
+          <w:sz w:val="19"/>
+        </w:rPr>
+        <w:t>[NOTE: On 2026-09-13, three images pasted in Gustavo's edit doc but missing from the page were placed. i9-paste5.png and i9-paste7.png are his hand-drawn redraws of the homeometric and early heterometric PV loops (RVEF/coupling values match the existing figures) and were added as new figures immediately after the corresponding existing ones, img/i9-pvloop-homeometric-gustavo.png and img/i9-pvloop-heterometric-gustavo.png. i9-paste11.png, the RCA flow ratio versus RV systolic pressure scatter plot (R = -0.83, P &lt; 0.001, noted above as unverifiable against Vlahakes 1981 or Lowensohn 1976), was added as img/i9-coronary-rv-pressure-flow-scatter.jpg immediately after the phasic coronary flow figure, captioned "Reproduced as supplied by Gustavo Garc&amp;iacute;a Ch&amp;aacute;vez, source to be confirmed." No existing page text or caption was changed. Lint: 0 problems.]</w:t>
       </w:r>
     </w:p>
     <w:p/>
@@ -875,11 +885,6 @@
     </w:p>
     <w:p>
       <w:r>
-        <w:t>Homeometric adaptation comes first: the ventricle raises its contractility to match the load, through increased sympathetic drive and mechanosensitive signalling, without any significant change in chamber size. On the PV loop, the rising afterload also makes the right ventricular cycle look progressively less like its normal rounded contour: distinct isovolumic contraction and relaxation phases emerge, whereas in normal physiology both are minimal because pulmonary artery diastolic pressure is low and ejection begins and ends with little truly isovolumic time. Stroke volume is maintained, the coupling ratio falls but stays workable, and the patient may be entirely compensated. Over weeks to months, sustained pressure loading adds a structural version of the same strategy in hypertrophy, which thickens the wall, partially normalises wall stress by raising the denominator of the Laplace relationship, and raises baseline Ees. Hypertrophy is homeometric adaptation given time to build the substrate it needs. That compensation is not free. Hypertrophy can also increase passive right ventricular diastolic elastance, so the same wall thickening that reduces systolic wall stress and supports Ees may reduce diastolic reserve, causing filling pressure to rise more steeply as volume increases.</w:t>
-      </w:r>
-    </w:p>
-    <w:p>
-      <w:r>
         <w:drawing>
           <wp:inline xmlns:a="http://schemas.openxmlformats.org/drawingml/2006/main" xmlns:pic="http://schemas.openxmlformats.org/drawingml/2006/picture">
             <wp:extent cx="2834640" cy="1543846"/>
@@ -891,11 +896,71 @@
               <a:graphicData uri="http://schemas.openxmlformats.org/drawingml/2006/picture">
                 <pic:pic>
                   <pic:nvPicPr>
+                    <pic:cNvPr id="0" name="i9-pvloop-homeometric-gustavo.png"/>
+                    <pic:cNvPicPr/>
+                  </pic:nvPicPr>
+                  <pic:blipFill>
+                    <a:blip r:embed="rId14"/>
+                    <a:stretch>
+                      <a:fillRect/>
+                    </a:stretch>
+                  </pic:blipFill>
+                  <pic:spPr>
+                    <a:xfrm>
+                      <a:off x="0" y="0"/>
+                      <a:ext cx="2834640" cy="1543846"/>
+                    </a:xfrm>
+                    <a:prstGeom prst="rect"/>
+                  </pic:spPr>
+                </pic:pic>
+              </a:graphicData>
+            </a:graphic>
+          </wp:inline>
+        </w:drawing>
+      </w:r>
+    </w:p>
+    <w:p>
+      <w:r>
+        <w:rPr>
+          <w:color w:val="777777"/>
+          <w:sz w:val="19"/>
+        </w:rPr>
+        <w:t>An alternate rendering of the same homeometric loop, with the end-systolic pressure-volume relationship (ESPVR) and effective arterial elastance (Ea) lines drawn out explicitly to their intersection. Right ventricular ejection fraction is 55 percent and the coupling ratio, Ees over Ea, is 1.2, consistent with the loop shown above. Drawn by Gustavo García Chávez for this module.</w:t>
+      </w:r>
+    </w:p>
+    <w:p>
+      <w:r>
+        <w:rPr>
+          <w:i/>
+          <w:color w:val="C0392B"/>
+          <w:sz w:val="19"/>
+        </w:rPr>
+        <w:t>[Layout note: figure shown small here. On the web it is currently capped at 640px wide. Say if you want it smaller/larger, moved, cropped, or replaced.]</w:t>
+      </w:r>
+    </w:p>
+    <w:p>
+      <w:r>
+        <w:t>Homeometric adaptation comes first: the ventricle raises its contractility to match the load, through increased sympathetic drive and mechanosensitive signalling, without any significant change in chamber size. On the PV loop, the rising afterload also makes the right ventricular cycle look progressively less like its normal rounded contour: distinct isovolumic contraction and relaxation phases emerge, whereas in normal physiology both are minimal because pulmonary artery diastolic pressure is low and ejection begins and ends with little truly isovolumic time. Stroke volume is maintained, the coupling ratio falls but stays workable, and the patient may be entirely compensated. Over weeks to months, sustained pressure loading adds a structural version of the same strategy in hypertrophy, which thickens the wall, partially normalises wall stress by raising the denominator of the Laplace relationship, and raises baseline Ees. Hypertrophy is homeometric adaptation given time to build the substrate it needs. That compensation is not free. Hypertrophy can also increase passive right ventricular diastolic elastance, so the same wall thickening that reduces systolic wall stress and supports Ees may reduce diastolic reserve, causing filling pressure to rise more steeply as volume increases.</w:t>
+      </w:r>
+    </w:p>
+    <w:p>
+      <w:r>
+        <w:drawing>
+          <wp:inline xmlns:a="http://schemas.openxmlformats.org/drawingml/2006/main" xmlns:pic="http://schemas.openxmlformats.org/drawingml/2006/picture">
+            <wp:extent cx="2834640" cy="1543846"/>
+            <wp:docPr id="7" name="Picture 7"/>
+            <wp:cNvGraphicFramePr>
+              <a:graphicFrameLocks noChangeAspect="1"/>
+            </wp:cNvGraphicFramePr>
+            <a:graphic>
+              <a:graphicData uri="http://schemas.openxmlformats.org/drawingml/2006/picture">
+                <pic:pic>
+                  <pic:nvPicPr>
                     <pic:cNvPr id="0" name="i9-pvloop-heterometric-advanced.png"/>
                     <pic:cNvPicPr/>
                   </pic:nvPicPr>
                   <pic:blipFill>
-                    <a:blip r:embed="rId14"/>
+                    <a:blip r:embed="rId15"/>
                     <a:stretch>
                       <a:fillRect/>
                     </a:stretch>
@@ -935,6 +1000,61 @@
     </w:p>
     <w:p>
       <w:r>
+        <w:drawing>
+          <wp:inline xmlns:a="http://schemas.openxmlformats.org/drawingml/2006/main" xmlns:pic="http://schemas.openxmlformats.org/drawingml/2006/picture">
+            <wp:extent cx="2834640" cy="1543846"/>
+            <wp:docPr id="8" name="Picture 8"/>
+            <wp:cNvGraphicFramePr>
+              <a:graphicFrameLocks noChangeAspect="1"/>
+            </wp:cNvGraphicFramePr>
+            <a:graphic>
+              <a:graphicData uri="http://schemas.openxmlformats.org/drawingml/2006/picture">
+                <pic:pic>
+                  <pic:nvPicPr>
+                    <pic:cNvPr id="0" name="i9-pvloop-heterometric-gustavo.png"/>
+                    <pic:cNvPicPr/>
+                  </pic:nvPicPr>
+                  <pic:blipFill>
+                    <a:blip r:embed="rId16"/>
+                    <a:stretch>
+                      <a:fillRect/>
+                    </a:stretch>
+                  </pic:blipFill>
+                  <pic:spPr>
+                    <a:xfrm>
+                      <a:off x="0" y="0"/>
+                      <a:ext cx="2834640" cy="1543846"/>
+                    </a:xfrm>
+                    <a:prstGeom prst="rect"/>
+                  </pic:spPr>
+                </pic:pic>
+              </a:graphicData>
+            </a:graphic>
+          </wp:inline>
+        </w:drawing>
+      </w:r>
+    </w:p>
+    <w:p>
+      <w:r>
+        <w:rPr>
+          <w:color w:val="777777"/>
+          <w:sz w:val="19"/>
+        </w:rPr>
+        <w:t>An alternate rendering of the early heterometric loop at left above, with the ESPVR and Ea lines drawn out to their intersection. End-diastolic volume is 180 mL, end-systolic volume 125 mL, right ventricular ejection fraction 30 percent and the coupling ratio 0.6, consistent with that panel. Drawn by Gustavo García Chávez for this module.</w:t>
+      </w:r>
+    </w:p>
+    <w:p>
+      <w:r>
+        <w:rPr>
+          <w:i/>
+          <w:color w:val="C0392B"/>
+          <w:sz w:val="19"/>
+        </w:rPr>
+        <w:t>[Layout note: figure shown small here. On the web it is currently capped at 640px wide. Say if you want it smaller/larger, moved, cropped, or replaced.]</w:t>
+      </w:r>
+    </w:p>
+    <w:p>
+      <w:r>
         <w:t>Heterometric adaptation follows when the first strategy is exhausted. The ventricle dilates, sarcomere stretch recruits the Frank-Starling mechanism described in Module N4 and Module N5, and stroke volume is defended for a time. But dilatation does not raise contractility, because Ees is load independent and a rightward shift of the loop does not change its slope. What dilatation buys in stroke volume it pays for in wall stress, since radius is in the numerator of the Laplace relationship, and in efficiency, since more energy is spent for the same stroke work. Dilatation, however, has a ceiling. As afterload rises, end-systolic volume moves rightward along the Ees relationship, so maintaining stroke volume requires a progressively larger end-diastolic volume. That strategy works only while the passive diastolic pressure-volume relationship still permits additional filling. Once the ventricle reaches the steep portion of that curve, or RV end-diastolic pressure approaches mean systemic filling pressure and thereby narrows the gradient for venous return, additional volume raises right atrial pressure far more readily than stroke volume. Magder and colleagues describe this state as RV limitation: stroke volume has reached a filling-imposed ceiling created by the interaction between active systolic and passive diastolic elastance. With more advanced dilatation, functional tricuspid regurgitation can add another penalty: regurgitant volume further enlarges the right ventricle while systolic backflow into the systemic veins reduces effective forward output and can oppose venous return.</w:t>
       </w:r>
     </w:p>
@@ -943,7 +1063,7 @@
         <w:drawing>
           <wp:inline xmlns:a="http://schemas.openxmlformats.org/drawingml/2006/main" xmlns:pic="http://schemas.openxmlformats.org/drawingml/2006/picture">
             <wp:extent cx="2834640" cy="1543789"/>
-            <wp:docPr id="7" name="Picture 7"/>
+            <wp:docPr id="9" name="Picture 9"/>
             <wp:cNvGraphicFramePr>
               <a:graphicFrameLocks noChangeAspect="1"/>
             </wp:cNvGraphicFramePr>
@@ -955,7 +1075,7 @@
                     <pic:cNvPicPr/>
                   </pic:nvPicPr>
                   <pic:blipFill>
-                    <a:blip r:embed="rId15"/>
+                    <a:blip r:embed="rId17"/>
                     <a:stretch>
                       <a:fillRect/>
                     </a:stretch>
@@ -1016,7 +1136,7 @@
         <w:drawing>
           <wp:inline xmlns:a="http://schemas.openxmlformats.org/drawingml/2006/main" xmlns:pic="http://schemas.openxmlformats.org/drawingml/2006/picture">
             <wp:extent cx="2834640" cy="4419600"/>
-            <wp:docPr id="8" name="Picture 8"/>
+            <wp:docPr id="10" name="Picture 10"/>
             <wp:cNvGraphicFramePr>
               <a:graphicFrameLocks noChangeAspect="1"/>
             </wp:cNvGraphicFramePr>
@@ -1028,7 +1148,7 @@
                     <pic:cNvPicPr/>
                   </pic:nvPicPr>
                   <pic:blipFill>
-                    <a:blip r:embed="rId16"/>
+                    <a:blip r:embed="rId18"/>
                     <a:stretch>
                       <a:fillRect/>
                     </a:stretch>
@@ -1068,6 +1188,61 @@
     </w:p>
     <w:p>
       <w:r>
+        <w:drawing>
+          <wp:inline xmlns:a="http://schemas.openxmlformats.org/drawingml/2006/main" xmlns:pic="http://schemas.openxmlformats.org/drawingml/2006/picture">
+            <wp:extent cx="2834640" cy="1895159"/>
+            <wp:docPr id="11" name="Picture 11"/>
+            <wp:cNvGraphicFramePr>
+              <a:graphicFrameLocks noChangeAspect="1"/>
+            </wp:cNvGraphicFramePr>
+            <a:graphic>
+              <a:graphicData uri="http://schemas.openxmlformats.org/drawingml/2006/picture">
+                <pic:pic>
+                  <pic:nvPicPr>
+                    <pic:cNvPr id="0" name="i9-coronary-rv-pressure-flow-scatter.jpg"/>
+                    <pic:cNvPicPr/>
+                  </pic:nvPicPr>
+                  <pic:blipFill>
+                    <a:blip r:embed="rId19"/>
+                    <a:stretch>
+                      <a:fillRect/>
+                    </a:stretch>
+                  </pic:blipFill>
+                  <pic:spPr>
+                    <a:xfrm>
+                      <a:off x="0" y="0"/>
+                      <a:ext cx="2834640" cy="1895159"/>
+                    </a:xfrm>
+                    <a:prstGeom prst="rect"/>
+                  </pic:spPr>
+                </pic:pic>
+              </a:graphicData>
+            </a:graphic>
+          </wp:inline>
+        </w:drawing>
+      </w:r>
+    </w:p>
+    <w:p>
+      <w:r>
+        <w:rPr>
+          <w:color w:val="777777"/>
+          <w:sz w:val="19"/>
+        </w:rPr>
+        <w:t>The systolic-to-diastolic right coronary flow ratio against systolic right ventricular pressure. As right ventricular systolic pressure rises, the ratio falls, so right coronary perfusion becomes increasingly concentrated in diastole and shifts toward the phasic pattern normally seen on the left, illustrating the same principle as the tracings above. Reproduced as supplied by Gustavo García Chávez, source to be confirmed.</w:t>
+      </w:r>
+    </w:p>
+    <w:p>
+      <w:r>
+        <w:rPr>
+          <w:i/>
+          <w:color w:val="C0392B"/>
+          <w:sz w:val="19"/>
+        </w:rPr>
+        <w:t>[Layout note: figure shown small here. On the web it is currently capped at 640px wide. Say if you want it smaller/larger, moved, cropped, or replaced.]</w:t>
+      </w:r>
+    </w:p>
+    <w:p>
+      <w:r>
         <w:t>Raise right ventricular systolic pressure and that advantage evaporates. Systolic intramural pressure now competes with aortic pressure, so right coronary flow becomes diastole-dependent in the way left coronary flow always was, and at the same time wall stress has risen, so oxygen demand is higher. Supply falls exactly as demand rises.</w:t>
       </w:r>
     </w:p>
@@ -1081,7 +1256,7 @@
         <w:drawing>
           <wp:inline xmlns:a="http://schemas.openxmlformats.org/drawingml/2006/main" xmlns:pic="http://schemas.openxmlformats.org/drawingml/2006/picture">
             <wp:extent cx="2834640" cy="2496845"/>
-            <wp:docPr id="9" name="Picture 9"/>
+            <wp:docPr id="12" name="Picture 12"/>
             <wp:cNvGraphicFramePr>
               <a:graphicFrameLocks noChangeAspect="1"/>
             </wp:cNvGraphicFramePr>
@@ -1093,7 +1268,7 @@
                     <pic:cNvPicPr/>
                   </pic:nvPicPr>
                   <pic:blipFill>
-                    <a:blip r:embed="rId17"/>
+                    <a:blip r:embed="rId20"/>
                     <a:stretch>
                       <a:fillRect/>
                     </a:stretch>
@@ -1179,7 +1354,7 @@
         <w:drawing>
           <wp:inline xmlns:a="http://schemas.openxmlformats.org/drawingml/2006/main" xmlns:pic="http://schemas.openxmlformats.org/drawingml/2006/picture">
             <wp:extent cx="2834640" cy="1170924"/>
-            <wp:docPr id="10" name="Picture 10"/>
+            <wp:docPr id="13" name="Picture 13"/>
             <wp:cNvGraphicFramePr>
               <a:graphicFrameLocks noChangeAspect="1"/>
             </wp:cNvGraphicFramePr>
@@ -1191,7 +1366,7 @@
                     <pic:cNvPicPr/>
                   </pic:nvPicPr>
                   <pic:blipFill>
-                    <a:blip r:embed="rId18"/>
+                    <a:blip r:embed="rId21"/>
                     <a:stretch>
                       <a:fillRect/>
                     </a:stretch>
